--- a/tillsyn/Saravallen avvanm tillsynsbegäran.docx
+++ b/tillsyn/Saravallen avvanm tillsynsbegäran.docx
@@ -2485,7 +2485,7 @@
     <w:r>
       <w:tab/>
       <w:tab/>
-      <w:t>2026-07-22</w:t>
+      <w:t>2026-07-23</w:t>
       <w:br/>
       <w:br/>
     </w:r>

--- a/tillsyn/Saravallen avvanm tillsynsbegäran.docx
+++ b/tillsyn/Saravallen avvanm tillsynsbegäran.docx
@@ -2485,7 +2485,7 @@
     <w:r>
       <w:tab/>
       <w:tab/>
-      <w:t>2026-07-23</w:t>
+      <w:t>2026-07-24</w:t>
       <w:br/>
       <w:br/>
     </w:r>

--- a/tillsyn/Saravallen avvanm tillsynsbegäran.docx
+++ b/tillsyn/Saravallen avvanm tillsynsbegäran.docx
@@ -2485,7 +2485,7 @@
     <w:r>
       <w:tab/>
       <w:tab/>
-      <w:t>2026-07-24</w:t>
+      <w:t>2026-07-25</w:t>
       <w:br/>
       <w:br/>
     </w:r>

--- a/tillsyn/Saravallen avvanm tillsynsbegäran.docx
+++ b/tillsyn/Saravallen avvanm tillsynsbegäran.docx
@@ -2485,7 +2485,7 @@
     <w:r>
       <w:tab/>
       <w:tab/>
-      <w:t>2026-07-25</w:t>
+      <w:t>2026-07-26</w:t>
       <w:br/>
       <w:br/>
     </w:r>

--- a/tillsyn/Saravallen avvanm tillsynsbegäran.docx
+++ b/tillsyn/Saravallen avvanm tillsynsbegäran.docx
@@ -2485,7 +2485,7 @@
     <w:r>
       <w:tab/>
       <w:tab/>
-      <w:t>2026-07-26</w:t>
+      <w:t>2026-07-27</w:t>
       <w:br/>
       <w:br/>
     </w:r>

--- a/tillsyn/Saravallen avvanm tillsynsbegäran.docx
+++ b/tillsyn/Saravallen avvanm tillsynsbegäran.docx
@@ -2485,7 +2485,7 @@
     <w:r>
       <w:tab/>
       <w:tab/>
-      <w:t>2026-07-27</w:t>
+      <w:t>2026-07-28</w:t>
       <w:br/>
       <w:br/>
     </w:r>

--- a/tillsyn/Saravallen avvanm tillsynsbegäran.docx
+++ b/tillsyn/Saravallen avvanm tillsynsbegäran.docx
@@ -2485,7 +2485,7 @@
     <w:r>
       <w:tab/>
       <w:tab/>
-      <w:t>2026-07-28</w:t>
+      <w:t>2026-07-29</w:t>
       <w:br/>
       <w:br/>
     </w:r>

--- a/tillsyn/Saravallen avvanm tillsynsbegäran.docx
+++ b/tillsyn/Saravallen avvanm tillsynsbegäran.docx
@@ -2485,7 +2485,7 @@
     <w:r>
       <w:tab/>
       <w:tab/>
-      <w:t>2026-07-29</w:t>
+      <w:t>2026-07-30</w:t>
       <w:br/>
       <w:br/>
     </w:r>

--- a/tillsyn/Saravallen avvanm tillsynsbegäran.docx
+++ b/tillsyn/Saravallen avvanm tillsynsbegäran.docx
@@ -22,7 +22,7 @@
       <w:r>
         <w:drawing>
           <wp:inline xmlns:a="http://schemas.openxmlformats.org/drawingml/2006/main" xmlns:pic="http://schemas.openxmlformats.org/drawingml/2006/picture">
-            <wp:extent cx="5219654" cy="5724000"/>
+            <wp:extent cx="5130659" cy="5724000"/>
             <wp:docPr id="1" name="Picture 1"/>
             <wp:cNvGraphicFramePr>
               <a:graphicFrameLocks noChangeAspect="1"/>
@@ -43,7 +43,7 @@
                   <pic:spPr>
                     <a:xfrm>
                       <a:off x="0" y="0"/>
-                      <a:ext cx="5219654" cy="5724000"/>
+                      <a:ext cx="5130659" cy="5724000"/>
                     </a:xfrm>
                     <a:prstGeom prst="rect"/>
                   </pic:spPr>
@@ -65,7 +65,7 @@
     </w:p>
     <w:p>
       <w:r>
-        <w:t>I och inom 21 meter från området finns fynd av 43 naturvårdsarter, varav 31 är rödlistade, 8 är fridlysta, 28 är typiska (T) och 10 är signalarter (S): fläckporing (VU, T), garnlav (VU, T), gräddporing (VU, T), knärot (VU, T, §8), Lecidea subhumida (VU), ulltickeporing (VU), blanksvart spiklav (NT), blågrå svartspik (NT), dvärgbägarlav (NT, T), gammelgransskål (NT, T), grå blåbärsfältmätare (NT), knottrig blåslav (NT, T), kolflarnlav (NT, T), kortskaftad ärgspik (NT), lappmes (NT, T, §4), lavskrika (NT, T, §4), liten svartspik (NT), mörk kolflarnlav (NT), nordtagging (NT), reliktbock (NT, T), rosenticka (NT, T), talltagel (NT, T), talltita (NT, §4), tretåig hackspett (NT, T, §4), ullticka (NT, T), vaddporing (NT), vedflamlav (NT), vedskivlav (NT, T), vedtrappmossa (NT, T), violettgrå tagellav (NT, T), vitgrynig nållav (NT), björksplintborre (S), bårdlav (S, T), källmossor (S), luddlav (S, T), plattlummer (S, T, §9), spindelblomster (S, T, §8), stuplav (S, T), vanlig flatbagge (S, T), vedticka (S, T), ögonpyrola (S, T), sälg (T) och tjäder (T, §4). Se Figur 1.</w:t>
+        <w:t>I och inom 21 meter från området finns fynd av 44 naturvårdsarter, varav 31 är rödlistade, 8 är fridlysta, 29 är typiska (T) och 11 är signalarter (S): fläckporing (VU, T), garnlav (VU, T), gräddporing (VU, T), knärot (VU, T, §8), Lecidea subhumida (VU), ulltickeporing (VU), blanksvart spiklav (NT), blågrå svartspik (NT), dvärgbägarlav (NT, T), gammelgransskål (NT, T), grå blåbärsfältmätare (NT), knottrig blåslav (NT, T), kolflarnlav (NT, T), kortskaftad ärgspik (NT), lappmes (NT, T, §4), lavskrika (NT, T, §4), liten svartspik (NT), mörk kolflarnlav (NT), nordtagging (NT), reliktbock (NT, T), rosenticka (NT, T), talltagel (NT, T), talltita (NT, §4), tretåig hackspett (NT, T, §4), ullticka (NT, T), vaddporing (NT), vedflamlav (NT), vedskivlav (NT, T), vedtrappmossa (NT, T), violettgrå tagellav (NT, T), vitgrynig nållav (NT), björksplintborre (S), bårdlav (S, T), källmossor (S), luddlav (S, T), norrlandslav (S, T), plattlummer (S, T, §9), spindelblomster (S, T, §8), stuplav (S, T), vanlig flatbagge (S, T), vedticka (S, T), ögonpyrola (S, T), sälg (T) och tjäder (T, §4). Se Figur 1.</w:t>
       </w:r>
     </w:p>
     <w:p>
@@ -900,6 +900,35 @@
         <w:rPr>
           <w:b/>
         </w:rPr>
+        <w:t xml:space="preserve">Norrlandslav </w:t>
+      </w:r>
+      <w:r>
+        <w:t xml:space="preserve">indikerar söder om den naturliga norrlandsgränsen barrskogsbeklädda bergbranter eller andra ostörda skogsmiljöer med höga naturvärden. Norrlandslav är typisk art för </w:t>
+      </w:r>
+      <w:r>
+        <w:rPr>
+          <w:i/>
+        </w:rPr>
+        <w:t xml:space="preserve">9010 Taiga, 8110 Silikatrasmarker </w:t>
+      </w:r>
+      <w:r>
+        <w:t>och</w:t>
+      </w:r>
+      <w:r>
+        <w:rPr>
+          <w:i/>
+        </w:rPr>
+        <w:t xml:space="preserve"> 8120 Kalkrasmarker </w:t>
+      </w:r>
+      <w:r>
+        <w:t>(Nitare &amp; Skogsstyrelsen, 2000; SLU Artdatabanken, 2025).</w:t>
+      </w:r>
+    </w:p>
+    <w:p>
+      <w:r>
+        <w:rPr>
+          <w:b/>
+        </w:rPr>
         <w:t>Plattlummer (§9)</w:t>
       </w:r>
       <w:r>
@@ -1164,7 +1193,7 @@
     </w:p>
     <w:p>
       <w:r>
-        <w:t>Följande typiska arter har sina livsmiljöer och växtplatser i den aktuella skogen: fläckporing (VU, T), garnlav (VU, T), gräddporing (VU, T), knärot (VU, T, §8), dvärgbägarlav (NT, T), gammelgransskål (NT, T), knottrig blåslav (NT, T), kolflarnlav (NT, T), lappmes (NT, T, §4), lavskrika (NT, T, §4), reliktbock (NT, T), rosenticka (NT, T), talltagel (NT, T), tretåig hackspett (NT, T, §4), ullticka (NT, T), vedskivlav (NT, T), vedtrappmossa (NT, T), violettgrå tagellav (NT, T), bårdlav (S, T), luddlav (S, T), plattlummer (S, T, §9), spindelblomster (S, T, §8), stuplav (S, T), vanlig flatbagge (S, T), vedticka (S, T), ögonpyrola (S, T), sälg (T) och tjäder (T, §4).</w:t>
+        <w:t>Följande typiska arter har sina livsmiljöer och växtplatser i den aktuella skogen: fläckporing (VU, T), garnlav (VU, T), gräddporing (VU, T), knärot (VU, T, §8), dvärgbägarlav (NT, T), gammelgransskål (NT, T), knottrig blåslav (NT, T), kolflarnlav (NT, T), lappmes (NT, T, §4), lavskrika (NT, T, §4), reliktbock (NT, T), rosenticka (NT, T), talltagel (NT, T), tretåig hackspett (NT, T, §4), ullticka (NT, T), vedskivlav (NT, T), vedtrappmossa (NT, T), violettgrå tagellav (NT, T), bårdlav (S, T), luddlav (S, T), norrlandslav (S, T), plattlummer (S, T, §9), spindelblomster (S, T, §8), stuplav (S, T), vanlig flatbagge (S, T), vedticka (S, T), ögonpyrola (S, T), sälg (T) och tjäder (T, §4).</w:t>
       </w:r>
     </w:p>
     <w:p>

--- a/tillsyn/Saravallen avvanm tillsynsbegäran.docx
+++ b/tillsyn/Saravallen avvanm tillsynsbegäran.docx
@@ -22,7 +22,7 @@
       <w:r>
         <w:drawing>
           <wp:inline xmlns:a="http://schemas.openxmlformats.org/drawingml/2006/main" xmlns:pic="http://schemas.openxmlformats.org/drawingml/2006/picture">
-            <wp:extent cx="5130659" cy="5724000"/>
+            <wp:extent cx="5131480" cy="5724000"/>
             <wp:docPr id="1" name="Picture 1"/>
             <wp:cNvGraphicFramePr>
               <a:graphicFrameLocks noChangeAspect="1"/>
@@ -43,7 +43,7 @@
                   <pic:spPr>
                     <a:xfrm>
                       <a:off x="0" y="0"/>
-                      <a:ext cx="5130659" cy="5724000"/>
+                      <a:ext cx="5131480" cy="5724000"/>
                     </a:xfrm>
                     <a:prstGeom prst="rect"/>
                   </pic:spPr>

--- a/tillsyn/Saravallen avvanm tillsynsbegäran.docx
+++ b/tillsyn/Saravallen avvanm tillsynsbegäran.docx
@@ -22,7 +22,7 @@
       <w:r>
         <w:drawing>
           <wp:inline xmlns:a="http://schemas.openxmlformats.org/drawingml/2006/main" xmlns:pic="http://schemas.openxmlformats.org/drawingml/2006/picture">
-            <wp:extent cx="5131480" cy="5724000"/>
+            <wp:extent cx="5140985" cy="5724000"/>
             <wp:docPr id="1" name="Picture 1"/>
             <wp:cNvGraphicFramePr>
               <a:graphicFrameLocks noChangeAspect="1"/>
@@ -43,7 +43,7 @@
                   <pic:spPr>
                     <a:xfrm>
                       <a:off x="0" y="0"/>
-                      <a:ext cx="5131480" cy="5724000"/>
+                      <a:ext cx="5140985" cy="5724000"/>
                     </a:xfrm>
                     <a:prstGeom prst="rect"/>
                   </pic:spPr>
@@ -65,7 +65,7 @@
     </w:p>
     <w:p>
       <w:r>
-        <w:t>I och inom 21 meter från området finns fynd av 44 naturvårdsarter, varav 31 är rödlistade, 8 är fridlysta, 29 är typiska (T) och 11 är signalarter (S): fläckporing (VU, T), garnlav (VU, T), gräddporing (VU, T), knärot (VU, T, §8), Lecidea subhumida (VU), ulltickeporing (VU), blanksvart spiklav (NT), blågrå svartspik (NT), dvärgbägarlav (NT, T), gammelgransskål (NT, T), grå blåbärsfältmätare (NT), knottrig blåslav (NT, T), kolflarnlav (NT, T), kortskaftad ärgspik (NT), lappmes (NT, T, §4), lavskrika (NT, T, §4), liten svartspik (NT), mörk kolflarnlav (NT), nordtagging (NT), reliktbock (NT, T), rosenticka (NT, T), talltagel (NT, T), talltita (NT, §4), tretåig hackspett (NT, T, §4), ullticka (NT, T), vaddporing (NT), vedflamlav (NT), vedskivlav (NT, T), vedtrappmossa (NT, T), violettgrå tagellav (NT, T), vitgrynig nållav (NT), björksplintborre (S), bårdlav (S, T), källmossor (S), luddlav (S, T), norrlandslav (S, T), plattlummer (S, T, §9), spindelblomster (S, T, §8), stuplav (S, T), vanlig flatbagge (S, T), vedticka (S, T), ögonpyrola (S, T), sälg (T) och tjäder (T, §4). Se Figur 1.</w:t>
+        <w:t>I och inom 21 meter från området finns fynd av 45 naturvårdsarter, varav 32 är rödlistade, 8 är fridlysta, 30 är typiska (T) och 11 är signalarter (S): fläckporing (VU, T), garnlav (VU, T), gräddporing (VU, T), knärot (VU, T, §8), lakritsmusseron (VU, T), Lecidea subhumida (VU), ulltickeporing (VU), blanksvart spiklav (NT), blågrå svartspik (NT), dvärgbägarlav (NT, T), gammelgransskål (NT, T), grå blåbärsfältmätare (NT), knottrig blåslav (NT, T), kolflarnlav (NT, T), kortskaftad ärgspik (NT), lappmes (NT, T, §4), lavskrika (NT, T, §4), liten svartspik (NT), mörk kolflarnlav (NT), nordtagging (NT), reliktbock (NT, T), rosenticka (NT, T), talltagel (NT, T), talltita (NT, §4), tretåig hackspett (NT, T, §4), ullticka (NT, T), vaddporing (NT), vedflamlav (NT), vedskivlav (NT, T), vedtrappmossa (NT, T), violettgrå tagellav (NT, T), vitgrynig nållav (NT), björksplintborre (S), bårdlav (S, T), källmossor (S), luddlav (S, T), norrlandslav (S, T), plattlummer (S, T, §9), spindelblomster (S, T, §8), stuplav (S, T), vanlig flatbagge (S, T), vedticka (S, T), ögonpyrola (S, T), sälg (T) och tjäder (T, §4). Se Figur 1.</w:t>
       </w:r>
     </w:p>
     <w:p>
@@ -277,6 +277,26 @@
       <w:r>
         <w:rPr>
           <w:b/>
+        </w:rPr>
+        <w:t>Lakritsmusseron (VU)</w:t>
+      </w:r>
+      <w:r>
+        <w:t xml:space="preserve"> bildar mykorrhiza med tall, på torr, sandig, bergig och mager mark i äldre lavtallskog. Den är placerad högst upp i Skogsstyrelsens värdepyramid för bedömning av skog med höga naturvärden och är en mycket bra signalart som indikerar skyddsvärda sandskogar och hällmarksskogar med höga naturvärden. Arten bedöms ha minskat starkt och fortgår att minska, huvudsakligen p.g.a. slutavverkning av kontinuitetsskogar, främst tallhedar. Lakritsmusseron är globalt rödlistad som sårbar (VU) vilket innebär att Sverige har ett internationellt ansvar för arten. Lakritsmusseron är typisk art för </w:t>
+      </w:r>
+      <w:r>
+        <w:rPr>
+          <w:i/>
+        </w:rPr>
+        <w:t>9010 Taiga</w:t>
+      </w:r>
+      <w:r>
+        <w:t xml:space="preserve"> (SLU Artdatabanken, 2024; Nitare &amp; Skogsstyrelsen, 2019; IUCN, 2015).</w:t>
+      </w:r>
+    </w:p>
+    <w:p>
+      <w:r>
+        <w:rPr>
+          <w:b/>
           <w:i/>
         </w:rPr>
         <w:t xml:space="preserve">Lecidea subhumida </w:t>
@@ -1193,7 +1213,7 @@
     </w:p>
     <w:p>
       <w:r>
-        <w:t>Följande typiska arter har sina livsmiljöer och växtplatser i den aktuella skogen: fläckporing (VU, T), garnlav (VU, T), gräddporing (VU, T), knärot (VU, T, §8), dvärgbägarlav (NT, T), gammelgransskål (NT, T), knottrig blåslav (NT, T), kolflarnlav (NT, T), lappmes (NT, T, §4), lavskrika (NT, T, §4), reliktbock (NT, T), rosenticka (NT, T), talltagel (NT, T), tretåig hackspett (NT, T, §4), ullticka (NT, T), vedskivlav (NT, T), vedtrappmossa (NT, T), violettgrå tagellav (NT, T), bårdlav (S, T), luddlav (S, T), norrlandslav (S, T), plattlummer (S, T, §9), spindelblomster (S, T, §8), stuplav (S, T), vanlig flatbagge (S, T), vedticka (S, T), ögonpyrola (S, T), sälg (T) och tjäder (T, §4).</w:t>
+        <w:t>Följande typiska arter har sina livsmiljöer och växtplatser i den aktuella skogen: fläckporing (VU, T), garnlav (VU, T), gräddporing (VU, T), knärot (VU, T, §8), lakritsmusseron (VU, T), dvärgbägarlav (NT, T), gammelgransskål (NT, T), knottrig blåslav (NT, T), kolflarnlav (NT, T), lappmes (NT, T, §4), lavskrika (NT, T, §4), reliktbock (NT, T), rosenticka (NT, T), talltagel (NT, T), tretåig hackspett (NT, T, §4), ullticka (NT, T), vedskivlav (NT, T), vedtrappmossa (NT, T), violettgrå tagellav (NT, T), bårdlav (S, T), luddlav (S, T), norrlandslav (S, T), plattlummer (S, T, §9), spindelblomster (S, T, §8), stuplav (S, T), vanlig flatbagge (S, T), vedticka (S, T), ögonpyrola (S, T), sälg (T) och tjäder (T, §4).</w:t>
       </w:r>
     </w:p>
     <w:p>

--- a/tillsyn/Saravallen avvanm tillsynsbegäran.docx
+++ b/tillsyn/Saravallen avvanm tillsynsbegäran.docx
@@ -22,7 +22,7 @@
       <w:r>
         <w:drawing>
           <wp:inline xmlns:a="http://schemas.openxmlformats.org/drawingml/2006/main" xmlns:pic="http://schemas.openxmlformats.org/drawingml/2006/picture">
-            <wp:extent cx="5140985" cy="5724000"/>
+            <wp:extent cx="5145595" cy="5724000"/>
             <wp:docPr id="1" name="Picture 1"/>
             <wp:cNvGraphicFramePr>
               <a:graphicFrameLocks noChangeAspect="1"/>
@@ -43,7 +43,7 @@
                   <pic:spPr>
                     <a:xfrm>
                       <a:off x="0" y="0"/>
-                      <a:ext cx="5140985" cy="5724000"/>
+                      <a:ext cx="5145595" cy="5724000"/>
                     </a:xfrm>
                     <a:prstGeom prst="rect"/>
                   </pic:spPr>

--- a/tillsyn/Saravallen avvanm tillsynsbegäran.docx
+++ b/tillsyn/Saravallen avvanm tillsynsbegäran.docx
@@ -22,7 +22,7 @@
       <w:r>
         <w:drawing>
           <wp:inline xmlns:a="http://schemas.openxmlformats.org/drawingml/2006/main" xmlns:pic="http://schemas.openxmlformats.org/drawingml/2006/picture">
-            <wp:extent cx="5145595" cy="5724000"/>
+            <wp:extent cx="5150970" cy="5724000"/>
             <wp:docPr id="1" name="Picture 1"/>
             <wp:cNvGraphicFramePr>
               <a:graphicFrameLocks noChangeAspect="1"/>
@@ -43,7 +43,7 @@
                   <pic:spPr>
                     <a:xfrm>
                       <a:off x="0" y="0"/>
-                      <a:ext cx="5145595" cy="5724000"/>
+                      <a:ext cx="5150970" cy="5724000"/>
                     </a:xfrm>
                     <a:prstGeom prst="rect"/>
                   </pic:spPr>

--- a/tillsyn/Saravallen avvanm tillsynsbegäran.docx
+++ b/tillsyn/Saravallen avvanm tillsynsbegäran.docx
@@ -22,7 +22,7 @@
       <w:r>
         <w:drawing>
           <wp:inline xmlns:a="http://schemas.openxmlformats.org/drawingml/2006/main" xmlns:pic="http://schemas.openxmlformats.org/drawingml/2006/picture">
-            <wp:extent cx="5150970" cy="5724000"/>
+            <wp:extent cx="5156305" cy="5724000"/>
             <wp:docPr id="1" name="Picture 1"/>
             <wp:cNvGraphicFramePr>
               <a:graphicFrameLocks noChangeAspect="1"/>
@@ -43,7 +43,7 @@
                   <pic:spPr>
                     <a:xfrm>
                       <a:off x="0" y="0"/>
-                      <a:ext cx="5150970" cy="5724000"/>
+                      <a:ext cx="5156305" cy="5724000"/>
                     </a:xfrm>
                     <a:prstGeom prst="rect"/>
                   </pic:spPr>

--- a/tillsyn/Saravallen avvanm tillsynsbegäran.docx
+++ b/tillsyn/Saravallen avvanm tillsynsbegäran.docx
@@ -22,7 +22,7 @@
       <w:r>
         <w:drawing>
           <wp:inline xmlns:a="http://schemas.openxmlformats.org/drawingml/2006/main" xmlns:pic="http://schemas.openxmlformats.org/drawingml/2006/picture">
-            <wp:extent cx="5156305" cy="5724000"/>
+            <wp:extent cx="5157081" cy="5724000"/>
             <wp:docPr id="1" name="Picture 1"/>
             <wp:cNvGraphicFramePr>
               <a:graphicFrameLocks noChangeAspect="1"/>
@@ -43,7 +43,7 @@
                   <pic:spPr>
                     <a:xfrm>
                       <a:off x="0" y="0"/>
-                      <a:ext cx="5156305" cy="5724000"/>
+                      <a:ext cx="5157081" cy="5724000"/>
                     </a:xfrm>
                     <a:prstGeom prst="rect"/>
                   </pic:spPr>

--- a/tillsyn/Saravallen avvanm tillsynsbegäran.docx
+++ b/tillsyn/Saravallen avvanm tillsynsbegäran.docx
@@ -2534,7 +2534,7 @@
     <w:r>
       <w:tab/>
       <w:tab/>
-      <w:t>2026-07-30</w:t>
+      <w:t>2026-07-31</w:t>
       <w:br/>
       <w:br/>
     </w:r>

--- a/tillsyn/Saravallen avvanm tillsynsbegäran.docx
+++ b/tillsyn/Saravallen avvanm tillsynsbegäran.docx
@@ -2534,7 +2534,7 @@
     <w:r>
       <w:tab/>
       <w:tab/>
-      <w:t>2026-07-31</w:t>
+      <w:t>2026-08-01</w:t>
       <w:br/>
       <w:br/>
     </w:r>

--- a/tillsyn/Saravallen avvanm tillsynsbegäran.docx
+++ b/tillsyn/Saravallen avvanm tillsynsbegäran.docx
@@ -22,7 +22,7 @@
       <w:r>
         <w:drawing>
           <wp:inline xmlns:a="http://schemas.openxmlformats.org/drawingml/2006/main" xmlns:pic="http://schemas.openxmlformats.org/drawingml/2006/picture">
-            <wp:extent cx="5157081" cy="5724000"/>
+            <wp:extent cx="5152542" cy="5724000"/>
             <wp:docPr id="1" name="Picture 1"/>
             <wp:cNvGraphicFramePr>
               <a:graphicFrameLocks noChangeAspect="1"/>
@@ -43,7 +43,7 @@
                   <pic:spPr>
                     <a:xfrm>
                       <a:off x="0" y="0"/>
-                      <a:ext cx="5157081" cy="5724000"/>
+                      <a:ext cx="5152542" cy="5724000"/>
                     </a:xfrm>
                     <a:prstGeom prst="rect"/>
                   </pic:spPr>

--- a/tillsyn/Saravallen avvanm tillsynsbegäran.docx
+++ b/tillsyn/Saravallen avvanm tillsynsbegäran.docx
@@ -2534,7 +2534,7 @@
     <w:r>
       <w:tab/>
       <w:tab/>
-      <w:t>2026-08-01</w:t>
+      <w:t>2026-08-02</w:t>
       <w:br/>
       <w:br/>
     </w:r>

--- a/tillsyn/Saravallen avvanm tillsynsbegäran.docx
+++ b/tillsyn/Saravallen avvanm tillsynsbegäran.docx
@@ -2534,7 +2534,7 @@
     <w:r>
       <w:tab/>
       <w:tab/>
-      <w:t>2026-08-02</w:t>
+      <w:t>2026-08-03</w:t>
       <w:br/>
       <w:br/>
     </w:r>

--- a/tillsyn/Saravallen avvanm tillsynsbegäran.docx
+++ b/tillsyn/Saravallen avvanm tillsynsbegäran.docx
@@ -2534,7 +2534,7 @@
     <w:r>
       <w:tab/>
       <w:tab/>
-      <w:t>2026-08-03</w:t>
+      <w:t>2026-08-04</w:t>
       <w:br/>
       <w:br/>
     </w:r>

--- a/tillsyn/Saravallen avvanm tillsynsbegäran.docx
+++ b/tillsyn/Saravallen avvanm tillsynsbegäran.docx
@@ -2534,7 +2534,7 @@
     <w:r>
       <w:tab/>
       <w:tab/>
-      <w:t>2026-08-04</w:t>
+      <w:t>2026-08-05</w:t>
       <w:br/>
       <w:br/>
     </w:r>

--- a/tillsyn/Saravallen avvanm tillsynsbegäran.docx
+++ b/tillsyn/Saravallen avvanm tillsynsbegäran.docx
@@ -2534,7 +2534,7 @@
     <w:r>
       <w:tab/>
       <w:tab/>
-      <w:t>2026-08-05</w:t>
+      <w:t>2026-08-06</w:t>
       <w:br/>
       <w:br/>
     </w:r>

--- a/tillsyn/Saravallen avvanm tillsynsbegäran.docx
+++ b/tillsyn/Saravallen avvanm tillsynsbegäran.docx
@@ -2534,7 +2534,7 @@
     <w:r>
       <w:tab/>
       <w:tab/>
-      <w:t>2026-08-06</w:t>
+      <w:t>2026-08-07</w:t>
       <w:br/>
       <w:br/>
     </w:r>

--- a/tillsyn/Saravallen avvanm tillsynsbegäran.docx
+++ b/tillsyn/Saravallen avvanm tillsynsbegäran.docx
@@ -2534,7 +2534,7 @@
     <w:r>
       <w:tab/>
       <w:tab/>
-      <w:t>2026-08-07</w:t>
+      <w:t>2026-08-08</w:t>
       <w:br/>
       <w:br/>
     </w:r>

--- a/tillsyn/Saravallen avvanm tillsynsbegäran.docx
+++ b/tillsyn/Saravallen avvanm tillsynsbegäran.docx
@@ -2534,7 +2534,7 @@
     <w:r>
       <w:tab/>
       <w:tab/>
-      <w:t>2026-08-08</w:t>
+      <w:t>2026-08-09</w:t>
       <w:br/>
       <w:br/>
     </w:r>

--- a/tillsyn/Saravallen avvanm tillsynsbegäran.docx
+++ b/tillsyn/Saravallen avvanm tillsynsbegäran.docx
@@ -2534,7 +2534,7 @@
     <w:r>
       <w:tab/>
       <w:tab/>
-      <w:t>2026-08-09</w:t>
+      <w:t>2026-08-10</w:t>
       <w:br/>
       <w:br/>
     </w:r>

--- a/tillsyn/Saravallen avvanm tillsynsbegäran.docx
+++ b/tillsyn/Saravallen avvanm tillsynsbegäran.docx
@@ -2534,7 +2534,7 @@
     <w:r>
       <w:tab/>
       <w:tab/>
-      <w:t>2026-08-10</w:t>
+      <w:t>2026-08-11</w:t>
       <w:br/>
       <w:br/>
     </w:r>

--- a/tillsyn/Saravallen avvanm tillsynsbegäran.docx
+++ b/tillsyn/Saravallen avvanm tillsynsbegäran.docx
@@ -2534,7 +2534,7 @@
     <w:r>
       <w:tab/>
       <w:tab/>
-      <w:t>2026-08-11</w:t>
+      <w:t>2026-08-12</w:t>
       <w:br/>
       <w:br/>
     </w:r>

--- a/tillsyn/Saravallen avvanm tillsynsbegäran.docx
+++ b/tillsyn/Saravallen avvanm tillsynsbegäran.docx
@@ -2534,7 +2534,7 @@
     <w:r>
       <w:tab/>
       <w:tab/>
-      <w:t>2026-08-12</w:t>
+      <w:t>2026-08-13</w:t>
       <w:br/>
       <w:br/>
     </w:r>

--- a/tillsyn/Saravallen avvanm tillsynsbegäran.docx
+++ b/tillsyn/Saravallen avvanm tillsynsbegäran.docx
@@ -2534,7 +2534,7 @@
     <w:r>
       <w:tab/>
       <w:tab/>
-      <w:t>2026-08-13</w:t>
+      <w:t>2026-08-14</w:t>
       <w:br/>
       <w:br/>
     </w:r>

--- a/tillsyn/Saravallen avvanm tillsynsbegäran.docx
+++ b/tillsyn/Saravallen avvanm tillsynsbegäran.docx
@@ -2534,7 +2534,7 @@
     <w:r>
       <w:tab/>
       <w:tab/>
-      <w:t>2026-08-15</w:t>
+      <w:t>2026-08-16</w:t>
       <w:br/>
       <w:br/>
     </w:r>

--- a/tillsyn/Saravallen avvanm tillsynsbegäran.docx
+++ b/tillsyn/Saravallen avvanm tillsynsbegäran.docx
@@ -2534,7 +2534,7 @@
     <w:r>
       <w:tab/>
       <w:tab/>
-      <w:t>2026-08-16</w:t>
+      <w:t>2026-08-17</w:t>
       <w:br/>
       <w:br/>
     </w:r>

--- a/tillsyn/Saravallen avvanm tillsynsbegäran.docx
+++ b/tillsyn/Saravallen avvanm tillsynsbegäran.docx
@@ -2534,7 +2534,7 @@
     <w:r>
       <w:tab/>
       <w:tab/>
-      <w:t>2026-08-17</w:t>
+      <w:t>2026-08-18</w:t>
       <w:br/>
       <w:br/>
     </w:r>

--- a/tillsyn/Saravallen avvanm tillsynsbegäran.docx
+++ b/tillsyn/Saravallen avvanm tillsynsbegäran.docx
@@ -2534,7 +2534,7 @@
     <w:r>
       <w:tab/>
       <w:tab/>
-      <w:t>2026-08-18</w:t>
+      <w:t>2026-08-19</w:t>
       <w:br/>
       <w:br/>
     </w:r>

--- a/tillsyn/Saravallen avvanm tillsynsbegäran.docx
+++ b/tillsyn/Saravallen avvanm tillsynsbegäran.docx
@@ -2534,7 +2534,7 @@
     <w:r>
       <w:tab/>
       <w:tab/>
-      <w:t>2026-08-19</w:t>
+      <w:t>2026-08-20</w:t>
       <w:br/>
       <w:br/>
     </w:r>

--- a/tillsyn/Saravallen avvanm tillsynsbegäran.docx
+++ b/tillsyn/Saravallen avvanm tillsynsbegäran.docx
@@ -2534,7 +2534,7 @@
     <w:r>
       <w:tab/>
       <w:tab/>
-      <w:t>2026-08-20</w:t>
+      <w:t>2026-08-21</w:t>
       <w:br/>
       <w:br/>
     </w:r>

--- a/tillsyn/Saravallen avvanm tillsynsbegäran.docx
+++ b/tillsyn/Saravallen avvanm tillsynsbegäran.docx
@@ -2534,7 +2534,7 @@
     <w:r>
       <w:tab/>
       <w:tab/>
-      <w:t>2026-08-21</w:t>
+      <w:t>2026-08-22</w:t>
       <w:br/>
       <w:br/>
     </w:r>

--- a/tillsyn/Saravallen avvanm tillsynsbegäran.docx
+++ b/tillsyn/Saravallen avvanm tillsynsbegäran.docx
@@ -2534,7 +2534,7 @@
     <w:r>
       <w:tab/>
       <w:tab/>
-      <w:t>2026-08-22</w:t>
+      <w:t>2026-08-23</w:t>
       <w:br/>
       <w:br/>
     </w:r>

--- a/tillsyn/Saravallen avvanm tillsynsbegäran.docx
+++ b/tillsyn/Saravallen avvanm tillsynsbegäran.docx
@@ -2534,7 +2534,7 @@
     <w:r>
       <w:tab/>
       <w:tab/>
-      <w:t>2026-08-23</w:t>
+      <w:t>2026-08-24</w:t>
       <w:br/>
       <w:br/>
     </w:r>

--- a/tillsyn/Saravallen avvanm tillsynsbegäran.docx
+++ b/tillsyn/Saravallen avvanm tillsynsbegäran.docx
@@ -2534,7 +2534,7 @@
     <w:r>
       <w:tab/>
       <w:tab/>
-      <w:t>2026-08-24</w:t>
+      <w:t>2026-08-25</w:t>
       <w:br/>
       <w:br/>
     </w:r>

--- a/tillsyn/Saravallen avvanm tillsynsbegäran.docx
+++ b/tillsyn/Saravallen avvanm tillsynsbegäran.docx
@@ -2534,7 +2534,7 @@
     <w:r>
       <w:tab/>
       <w:tab/>
-      <w:t>2026-08-25</w:t>
+      <w:t>2026-08-26</w:t>
       <w:br/>
       <w:br/>
     </w:r>

--- a/tillsyn/Saravallen avvanm tillsynsbegäran.docx
+++ b/tillsyn/Saravallen avvanm tillsynsbegäran.docx
@@ -2534,7 +2534,7 @@
     <w:r>
       <w:tab/>
       <w:tab/>
-      <w:t>2026-08-26</w:t>
+      <w:t>2026-08-27</w:t>
       <w:br/>
       <w:br/>
     </w:r>

--- a/tillsyn/Saravallen avvanm tillsynsbegäran.docx
+++ b/tillsyn/Saravallen avvanm tillsynsbegäran.docx
@@ -2534,7 +2534,7 @@
     <w:r>
       <w:tab/>
       <w:tab/>
-      <w:t>2026-08-27</w:t>
+      <w:t>2026-08-28</w:t>
       <w:br/>
       <w:br/>
     </w:r>

--- a/tillsyn/Saravallen avvanm tillsynsbegäran.docx
+++ b/tillsyn/Saravallen avvanm tillsynsbegäran.docx
@@ -2534,7 +2534,7 @@
     <w:r>
       <w:tab/>
       <w:tab/>
-      <w:t>2026-08-28</w:t>
+      <w:t>2026-08-29</w:t>
       <w:br/>
       <w:br/>
     </w:r>

--- a/tillsyn/Saravallen avvanm tillsynsbegäran.docx
+++ b/tillsyn/Saravallen avvanm tillsynsbegäran.docx
@@ -2534,7 +2534,7 @@
     <w:r>
       <w:tab/>
       <w:tab/>
-      <w:t>2026-08-29</w:t>
+      <w:t>2026-08-30</w:t>
       <w:br/>
       <w:br/>
     </w:r>

--- a/tillsyn/Saravallen avvanm tillsynsbegäran.docx
+++ b/tillsyn/Saravallen avvanm tillsynsbegäran.docx
@@ -2534,7 +2534,7 @@
     <w:r>
       <w:tab/>
       <w:tab/>
-      <w:t>2026-08-30</w:t>
+      <w:t>2026-08-31</w:t>
       <w:br/>
       <w:br/>
     </w:r>

--- a/tillsyn/Saravallen avvanm tillsynsbegäran.docx
+++ b/tillsyn/Saravallen avvanm tillsynsbegäran.docx
@@ -2534,7 +2534,7 @@
     <w:r>
       <w:tab/>
       <w:tab/>
-      <w:t>2026-08-31</w:t>
+      <w:t>2026-09-01</w:t>
       <w:br/>
       <w:br/>
     </w:r>

--- a/tillsyn/Saravallen avvanm tillsynsbegäran.docx
+++ b/tillsyn/Saravallen avvanm tillsynsbegäran.docx
@@ -2534,7 +2534,7 @@
     <w:r>
       <w:tab/>
       <w:tab/>
-      <w:t>2026-09-01</w:t>
+      <w:t>2026-09-02</w:t>
       <w:br/>
       <w:br/>
     </w:r>

--- a/tillsyn/Saravallen avvanm tillsynsbegäran.docx
+++ b/tillsyn/Saravallen avvanm tillsynsbegäran.docx
@@ -2534,7 +2534,7 @@
     <w:r>
       <w:tab/>
       <w:tab/>
-      <w:t>2026-09-02</w:t>
+      <w:t>2026-09-03</w:t>
       <w:br/>
       <w:br/>
     </w:r>

--- a/tillsyn/Saravallen avvanm tillsynsbegäran.docx
+++ b/tillsyn/Saravallen avvanm tillsynsbegäran.docx
@@ -2534,7 +2534,7 @@
     <w:r>
       <w:tab/>
       <w:tab/>
-      <w:t>2026-09-03</w:t>
+      <w:t>2026-09-04</w:t>
       <w:br/>
       <w:br/>
     </w:r>

--- a/tillsyn/Saravallen avvanm tillsynsbegäran.docx
+++ b/tillsyn/Saravallen avvanm tillsynsbegäran.docx
@@ -2534,7 +2534,7 @@
     <w:r>
       <w:tab/>
       <w:tab/>
-      <w:t>2026-09-04</w:t>
+      <w:t>2026-09-05</w:t>
       <w:br/>
       <w:br/>
     </w:r>

--- a/tillsyn/Saravallen avvanm tillsynsbegäran.docx
+++ b/tillsyn/Saravallen avvanm tillsynsbegäran.docx
@@ -2534,7 +2534,7 @@
     <w:r>
       <w:tab/>
       <w:tab/>
-      <w:t>2026-09-05</w:t>
+      <w:t>2026-09-06</w:t>
       <w:br/>
       <w:br/>
     </w:r>

--- a/tillsyn/Saravallen avvanm tillsynsbegäran.docx
+++ b/tillsyn/Saravallen avvanm tillsynsbegäran.docx
@@ -2534,7 +2534,7 @@
     <w:r>
       <w:tab/>
       <w:tab/>
-      <w:t>2026-09-06</w:t>
+      <w:t>2026-09-07</w:t>
       <w:br/>
       <w:br/>
     </w:r>

--- a/tillsyn/Saravallen avvanm tillsynsbegäran.docx
+++ b/tillsyn/Saravallen avvanm tillsynsbegäran.docx
@@ -2534,7 +2534,7 @@
     <w:r>
       <w:tab/>
       <w:tab/>
-      <w:t>2026-09-07</w:t>
+      <w:t>2026-09-08</w:t>
       <w:br/>
       <w:br/>
     </w:r>

--- a/tillsyn/Saravallen avvanm tillsynsbegäran.docx
+++ b/tillsyn/Saravallen avvanm tillsynsbegäran.docx
@@ -2534,7 +2534,7 @@
     <w:r>
       <w:tab/>
       <w:tab/>
-      <w:t>2026-09-08</w:t>
+      <w:t>2026-09-09</w:t>
       <w:br/>
       <w:br/>
     </w:r>

--- a/tillsyn/Saravallen avvanm tillsynsbegäran.docx
+++ b/tillsyn/Saravallen avvanm tillsynsbegäran.docx
@@ -2534,7 +2534,7 @@
     <w:r>
       <w:tab/>
       <w:tab/>
-      <w:t>2026-09-09</w:t>
+      <w:t>2026-09-10</w:t>
       <w:br/>
       <w:br/>
     </w:r>

--- a/tillsyn/Saravallen avvanm tillsynsbegäran.docx
+++ b/tillsyn/Saravallen avvanm tillsynsbegäran.docx
@@ -2534,7 +2534,7 @@
     <w:r>
       <w:tab/>
       <w:tab/>
-      <w:t>2026-09-10</w:t>
+      <w:t>2026-09-11</w:t>
       <w:br/>
       <w:br/>
     </w:r>

--- a/tillsyn/Saravallen avvanm tillsynsbegäran.docx
+++ b/tillsyn/Saravallen avvanm tillsynsbegäran.docx
@@ -2534,7 +2534,7 @@
     <w:r>
       <w:tab/>
       <w:tab/>
-      <w:t>2026-09-11</w:t>
+      <w:t>2026-09-12</w:t>
       <w:br/>
       <w:br/>
     </w:r>
